--- a/downloads/4-design.docx
+++ b/downloads/4-design.docx
@@ -1149,7 +1149,7 @@
           <w:sz w:val="20"/>
           <w:szCs w:val="20"/>
         </w:rPr>
-        <w:t xml:space="preserve">Four subsystems are described in detail: the Control Assembly (SS-2+SS-5), the Thermal Assembly (SS-2/SS-3), the Power Supply Unit (SS-4), and the User Interface Panel (SS-1). Each description covers: purpose and responsibilities, key behaviours and modes, COTS versus bespoke decision, obsolescence consideration, Design for Reliability impact, and interfaces. An open action tracks the safety additions from the Safety Engineering review that are not yet reflected in this document.</w:t>
+        <w:t xml:space="preserve">Four subsystems are described in detail: the Control Assembly (SS-2+SS-5), the Thermal Assembly (SS-2/SS-3), the Power Supply Unit (SS-4), and the User Interface Panel (SS-1). Each description covers: purpose and responsibilities, key behaviours and modes, COTS versus bespoke decision, obsolescence consideration, Through Life Support impact, and interfaces. An open action tracks the safety additions from the Safety Engineering review that are not yet reflected in this document.</w:t>
       </w:r>
     </w:p>
     <w:p>
@@ -2843,7 +2843,7 @@
           <w:sz w:val="24"/>
           <w:szCs w:val="24"/>
         </w:rPr>
-        <w:t xml:space="preserve">2.4 Design for Reliability Impact</w:t>
+        <w:t xml:space="preserve">2.4 Through Life Support Impact</w:t>
       </w:r>
     </w:p>
     <w:p>
@@ -4055,7 +4055,7 @@
           <w:sz w:val="24"/>
           <w:szCs w:val="24"/>
         </w:rPr>
-        <w:t xml:space="preserve">3.4 Design for Reliability Impact</w:t>
+        <w:t xml:space="preserve">3.4 Through Life Support Impact</w:t>
       </w:r>
     </w:p>
     <w:p>
@@ -4716,7 +4716,7 @@
           <w:sz w:val="24"/>
           <w:szCs w:val="24"/>
         </w:rPr>
-        <w:t xml:space="preserve">4.4 Design for Reliability Impact</w:t>
+        <w:t xml:space="preserve">4.4 Through Life Support Impact</w:t>
       </w:r>
     </w:p>
     <w:p>
@@ -4942,7 +4942,7 @@
           <w:sz w:val="24"/>
           <w:szCs w:val="24"/>
         </w:rPr>
-        <w:t xml:space="preserve">5.4 Design for Reliability Impact</w:t>
+        <w:t xml:space="preserve">5.4 Through Life Support Impact</w:t>
       </w:r>
     </w:p>
     <w:p>
